--- a/rus/docx/54.content.docx
+++ b/rus/docx/54.content.docx
@@ -19,7 +19,7 @@
         <w:rPr>
           <w:lang w:val="ru_RU" w:bidi="ru_RU"/>
         </w:rPr>
-        <w:t>Resource: Заметки к учебнику - Вступления к книгам (Тиндейл)</w:t>
+        <w:t>Resource: Tyndale Open Study Notes</w:t>
       </w:r>
       <w:r>
         <w:rPr>
@@ -112,7 +112,7 @@
         <w:rPr>
           <w:lang w:val="ru_RU" w:bidi="ru_RU"/>
         </w:rPr>
-        <w:t>Заметки к учебнику - Вступления к книгам (Тиндейл)</w:t>
+        <w:t>Tyndale Open Study Notes</w:t>
       </w:r>
     </w:p>
     <w:p>

--- a/rus/docx/54.content.docx
+++ b/rus/docx/54.content.docx
@@ -19,7 +19,7 @@
         <w:rPr>
           <w:lang w:val="ru_RU" w:bidi="ru_RU"/>
         </w:rPr>
-        <w:t>Resource: Tyndale Open Study Notes</w:t>
+        <w:t>Resource: Aquifer Open Study Notes (Book Intros)</w:t>
       </w:r>
       <w:r>
         <w:rPr>
@@ -112,7 +112,7 @@
         <w:rPr>
           <w:lang w:val="ru_RU" w:bidi="ru_RU"/>
         </w:rPr>
-        <w:t>Tyndale Open Study Notes</w:t>
+        <w:t>Aquifer Open Study Notes (Book Intros)</w:t>
       </w:r>
     </w:p>
     <w:p>

--- a/rus/docx/54.content.docx
+++ b/rus/docx/54.content.docx
@@ -233,18 +233,12 @@
         </w:rPr>
         <w:t>Когда апостольское служение Павла уже близилось к своему завершению, давно устоявшаяся христианская церковь в Ефесе столкнулась с серьёзным вызовом — некоторые из руководителей этой общины стали учить ереси. Павел предупреждал, что это произойдёт (</w:t>
       </w:r>
-      <w:hyperlink r:id="rId13">
-        <w:r>
-          <w:rPr>
-            <w:lang w:val="ru_RU" w:bidi="ru_RU"/>
-          </w:rPr>
-          <w:rPr>
-            <w:color w:val="0000EE"/>
-            <w:u w:val="single"/>
-          </w:rPr>
-          <w:t>Деян.20:29–31</w:t>
-        </w:r>
-      </w:hyperlink>
+      <w:r>
+        <w:rPr>
+          <w:lang w:val="ru_RU" w:bidi="ru_RU"/>
+        </w:rPr>
+        <w:t>Деян.20:29–31</w:t>
+      </w:r>
       <w:r>
         <w:rPr>
           <w:lang w:val="ru_RU" w:bidi="ru_RU"/>
@@ -276,108 +270,72 @@
         </w:rPr>
         <w:t>Впервые Павел познакомился с Ефесом во время своего второго миссионерского путешествия (</w:t>
       </w:r>
-      <w:hyperlink r:id="rId14">
-        <w:r>
-          <w:rPr>
-            <w:lang w:val="ru_RU" w:bidi="ru_RU"/>
-          </w:rPr>
-          <w:rPr>
-            <w:color w:val="0000EE"/>
-            <w:u w:val="single"/>
-          </w:rPr>
-          <w:t>Деян.18:19–21</w:t>
-        </w:r>
-      </w:hyperlink>
+      <w:r>
+        <w:rPr>
+          <w:lang w:val="ru_RU" w:bidi="ru_RU"/>
+        </w:rPr>
+        <w:t>Деян.18:19–21</w:t>
+      </w:r>
       <w:r>
         <w:rPr>
           <w:lang w:val="ru_RU" w:bidi="ru_RU"/>
         </w:rPr>
         <w:t xml:space="preserve">), но тогда у него не было возможности провести там серьёзную работу. Однако во время своего третьего путешествия Павел прослужил в Ефесе три года (ок. 53–56 гг., </w:t>
       </w:r>
-      <w:hyperlink r:id="rId15">
-        <w:r>
-          <w:rPr>
-            <w:lang w:val="ru_RU" w:bidi="ru_RU"/>
-          </w:rPr>
-          <w:rPr>
-            <w:color w:val="0000EE"/>
-            <w:u w:val="single"/>
-          </w:rPr>
-          <w:t>Деян.19</w:t>
-        </w:r>
-      </w:hyperlink>
+      <w:r>
+        <w:rPr>
+          <w:lang w:val="ru_RU" w:bidi="ru_RU"/>
+        </w:rPr>
+        <w:t>Деян.19</w:t>
+      </w:r>
       <w:r>
         <w:rPr>
           <w:lang w:val="ru_RU" w:bidi="ru_RU"/>
         </w:rPr>
         <w:t>). Позже, когда Павел направлялся в Иерусалим, он остановился в Милете, куда он просил прийти старейшин из Ефеса, чтобы поговорить с ними (</w:t>
       </w:r>
-      <w:hyperlink r:id="rId16">
-        <w:r>
-          <w:rPr>
-            <w:lang w:val="ru_RU" w:bidi="ru_RU"/>
-          </w:rPr>
-          <w:rPr>
-            <w:color w:val="0000EE"/>
-            <w:u w:val="single"/>
-          </w:rPr>
-          <w:t>Деян.20:17–38</w:t>
-        </w:r>
-      </w:hyperlink>
+      <w:r>
+        <w:rPr>
+          <w:lang w:val="ru_RU" w:bidi="ru_RU"/>
+        </w:rPr>
+        <w:t>Деян.20:17–38</w:t>
+      </w:r>
       <w:r>
         <w:rPr>
           <w:lang w:val="ru_RU" w:bidi="ru_RU"/>
         </w:rPr>
         <w:t xml:space="preserve">). После этой встречи Павел отправился в Иерусалим, там он был арестован, затем перевезён в Кесарию, а позже отправлен в Рим, где он пробыл под домашним арестом около двух лет (60–62 г., </w:t>
       </w:r>
-      <w:hyperlink r:id="rId17">
-        <w:r>
-          <w:rPr>
-            <w:lang w:val="ru_RU" w:bidi="ru_RU"/>
-          </w:rPr>
-          <w:rPr>
-            <w:color w:val="0000EE"/>
-            <w:u w:val="single"/>
-          </w:rPr>
-          <w:t>Деян.21–28</w:t>
-        </w:r>
-      </w:hyperlink>
+      <w:r>
+        <w:rPr>
+          <w:lang w:val="ru_RU" w:bidi="ru_RU"/>
+        </w:rPr>
+        <w:t>Деян.21–28</w:t>
+      </w:r>
       <w:r>
         <w:rPr>
           <w:lang w:val="ru_RU" w:bidi="ru_RU"/>
         </w:rPr>
         <w:t xml:space="preserve">). Выйдя из тюрьмы, он вновь продолжил свою миссию, возможно, направив её в Испанию (см. </w:t>
       </w:r>
-      <w:hyperlink r:id="rId18">
-        <w:r>
-          <w:rPr>
-            <w:lang w:val="ru_RU" w:bidi="ru_RU"/>
-          </w:rPr>
-          <w:rPr>
-            <w:color w:val="0000EE"/>
-            <w:u w:val="single"/>
-          </w:rPr>
-          <w:t>Рим.15:24</w:t>
-        </w:r>
-      </w:hyperlink>
+      <w:r>
+        <w:rPr>
+          <w:lang w:val="ru_RU" w:bidi="ru_RU"/>
+        </w:rPr>
+        <w:t>Рим.15:24</w:t>
+      </w:r>
       <w:r>
         <w:rPr>
           <w:lang w:val="ru_RU" w:bidi="ru_RU"/>
         </w:rPr>
         <w:t xml:space="preserve">, </w:t>
       </w:r>
-      <w:hyperlink r:id="rId19">
-        <w:r>
-          <w:rPr>
-            <w:lang w:val="ru_RU" w:bidi="ru_RU"/>
-          </w:rPr>
-          <w:rPr>
-            <w:color w:val="0000EE"/>
-            <w:u w:val="single"/>
-          </w:rPr>
-          <w:t>28</w:t>
-        </w:r>
-      </w:hyperlink>
+      <w:r>
+        <w:rPr>
+          <w:lang w:val="ru_RU" w:bidi="ru_RU"/>
+        </w:rPr>
+        <w:t>28</w:t>
+      </w:r>
       <w:r>
         <w:rPr>
           <w:lang w:val="ru_RU" w:bidi="ru_RU"/>
@@ -398,126 +356,84 @@
         </w:rPr>
         <w:t>Тимофей сопровождал Павла на протяжении большей части его первоначального служения в Ефесе (</w:t>
       </w:r>
-      <w:hyperlink r:id="rId20">
-        <w:r>
-          <w:rPr>
-            <w:lang w:val="ru_RU" w:bidi="ru_RU"/>
-          </w:rPr>
-          <w:rPr>
-            <w:color w:val="0000EE"/>
-            <w:u w:val="single"/>
-          </w:rPr>
-          <w:t>Деян.19:22</w:t>
-        </w:r>
-      </w:hyperlink>
+      <w:r>
+        <w:rPr>
+          <w:lang w:val="ru_RU" w:bidi="ru_RU"/>
+        </w:rPr>
+        <w:t>Деян.19:22</w:t>
+      </w:r>
       <w:r>
         <w:rPr>
           <w:lang w:val="ru_RU" w:bidi="ru_RU"/>
         </w:rPr>
         <w:t>), и теперь апостол поручил ему разобраться с новыми тревожными событиями в этом городе (</w:t>
       </w:r>
-      <w:hyperlink r:id="rId21">
-        <w:r>
-          <w:rPr>
-            <w:lang w:val="ru_RU" w:bidi="ru_RU"/>
-          </w:rPr>
-          <w:rPr>
-            <w:color w:val="0000EE"/>
-            <w:u w:val="single"/>
-          </w:rPr>
-          <w:t>1Тим.1:3</w:t>
-        </w:r>
-      </w:hyperlink>
+      <w:r>
+        <w:rPr>
+          <w:lang w:val="ru_RU" w:bidi="ru_RU"/>
+        </w:rPr>
+        <w:t>1Тим.1:3</w:t>
+      </w:r>
       <w:r>
         <w:rPr>
           <w:lang w:val="ru_RU" w:bidi="ru_RU"/>
         </w:rPr>
         <w:t>). Появились лжеучителя (</w:t>
       </w:r>
-      <w:hyperlink r:id="rId21">
-        <w:r>
-          <w:rPr>
-            <w:lang w:val="ru_RU" w:bidi="ru_RU"/>
-          </w:rPr>
-          <w:rPr>
-            <w:color w:val="0000EE"/>
-            <w:u w:val="single"/>
-          </w:rPr>
-          <w:t>1:3</w:t>
-        </w:r>
-      </w:hyperlink>
+      <w:r>
+        <w:rPr>
+          <w:lang w:val="ru_RU" w:bidi="ru_RU"/>
+        </w:rPr>
+        <w:t>1:3</w:t>
+      </w:r>
       <w:r>
         <w:rPr>
           <w:lang w:val="ru_RU" w:bidi="ru_RU"/>
         </w:rPr>
         <w:t xml:space="preserve">) и, очевидно, они расстраивали целые семьи (см. </w:t>
       </w:r>
-      <w:hyperlink r:id="rId22">
-        <w:r>
-          <w:rPr>
-            <w:lang w:val="ru_RU" w:bidi="ru_RU"/>
-          </w:rPr>
-          <w:rPr>
-            <w:color w:val="0000EE"/>
-            <w:u w:val="single"/>
-          </w:rPr>
-          <w:t>1Тим.2:15</w:t>
-        </w:r>
-      </w:hyperlink>
+      <w:r>
+        <w:rPr>
+          <w:lang w:val="ru_RU" w:bidi="ru_RU"/>
+        </w:rPr>
+        <w:t>1Тим.2:15</w:t>
+      </w:r>
       <w:r>
         <w:rPr>
           <w:lang w:val="ru_RU" w:bidi="ru_RU"/>
         </w:rPr>
         <w:t xml:space="preserve">; </w:t>
       </w:r>
-      <w:hyperlink r:id="rId23">
-        <w:r>
-          <w:rPr>
-            <w:lang w:val="ru_RU" w:bidi="ru_RU"/>
-          </w:rPr>
-          <w:rPr>
-            <w:color w:val="0000EE"/>
-            <w:u w:val="single"/>
-          </w:rPr>
-          <w:t>3:4–5</w:t>
-        </w:r>
-      </w:hyperlink>
+      <w:r>
+        <w:rPr>
+          <w:lang w:val="ru_RU" w:bidi="ru_RU"/>
+        </w:rPr>
+        <w:t>3:4–5</w:t>
+      </w:r>
       <w:r>
         <w:rPr>
           <w:lang w:val="ru_RU" w:bidi="ru_RU"/>
         </w:rPr>
         <w:t xml:space="preserve">; </w:t>
       </w:r>
-      <w:hyperlink r:id="rId24">
-        <w:r>
-          <w:rPr>
-            <w:lang w:val="ru_RU" w:bidi="ru_RU"/>
-          </w:rPr>
-          <w:rPr>
-            <w:color w:val="0000EE"/>
-            <w:u w:val="single"/>
-          </w:rPr>
-          <w:t>5:11–15</w:t>
-        </w:r>
-      </w:hyperlink>
+      <w:r>
+        <w:rPr>
+          <w:lang w:val="ru_RU" w:bidi="ru_RU"/>
+        </w:rPr>
+        <w:t>5:11–15</w:t>
+      </w:r>
       <w:r>
         <w:rPr>
           <w:lang w:val="ru_RU" w:bidi="ru_RU"/>
         </w:rPr>
         <w:t xml:space="preserve">; ср. </w:t>
       </w:r>
-      <w:hyperlink r:id="rId25">
-        <w:r>
-          <w:rPr>
-            <w:lang w:val="ru_RU" w:bidi="ru_RU"/>
-          </w:rPr>
-          <w:rPr>
-            <w:color w:val="0000EE"/>
-            <w:u w:val="single"/>
-          </w:rPr>
-          <w:t>Тит.1:11</w:t>
-        </w:r>
-      </w:hyperlink>
+      <w:r>
+        <w:rPr>
+          <w:lang w:val="ru_RU" w:bidi="ru_RU"/>
+        </w:rPr>
+        <w:t>Тит.1:11</w:t>
+      </w:r>
       <w:r>
         <w:rPr>
           <w:lang w:val="ru_RU" w:bidi="ru_RU"/>
@@ -549,90 +465,60 @@
         </w:rPr>
         <w:t>После поручения Тимофею разобраться со лжеучителями, которые претендовали на то, чтобы быть учителями закона (</w:t>
       </w:r>
-      <w:hyperlink r:id="rId26">
-        <w:r>
-          <w:rPr>
-            <w:lang w:val="ru_RU" w:bidi="ru_RU"/>
-          </w:rPr>
-          <w:rPr>
-            <w:color w:val="0000EE"/>
-            <w:u w:val="single"/>
-          </w:rPr>
-          <w:t>1:3–20</w:t>
-        </w:r>
-      </w:hyperlink>
+      <w:r>
+        <w:rPr>
+          <w:lang w:val="ru_RU" w:bidi="ru_RU"/>
+        </w:rPr>
+        <w:t>1:3–20</w:t>
+      </w:r>
       <w:r>
         <w:rPr>
           <w:lang w:val="ru_RU" w:bidi="ru_RU"/>
         </w:rPr>
         <w:t>), Павел даёт указания в отношении поведения в Божьем доме, молитвы, учительства женщин и руководства (</w:t>
       </w:r>
-      <w:hyperlink r:id="rId27">
-        <w:r>
-          <w:rPr>
-            <w:lang w:val="ru_RU" w:bidi="ru_RU"/>
-          </w:rPr>
-          <w:rPr>
-            <w:color w:val="0000EE"/>
-            <w:u w:val="single"/>
-          </w:rPr>
-          <w:t>2:1–3:13</w:t>
-        </w:r>
-      </w:hyperlink>
+      <w:r>
+        <w:rPr>
+          <w:lang w:val="ru_RU" w:bidi="ru_RU"/>
+        </w:rPr>
+        <w:t>2:1–3:13</w:t>
+      </w:r>
       <w:r>
         <w:rPr>
           <w:lang w:val="ru_RU" w:bidi="ru_RU"/>
         </w:rPr>
         <w:t>). Очевидно, именно эти три сферы жизни общины пострадали от действий лжеучителей. Павел ясно даёт понять, чего он добивается, и объясняет, почему и как это должно быть сделано (</w:t>
       </w:r>
-      <w:hyperlink r:id="rId28">
-        <w:r>
-          <w:rPr>
-            <w:lang w:val="ru_RU" w:bidi="ru_RU"/>
-          </w:rPr>
-          <w:rPr>
-            <w:color w:val="0000EE"/>
-            <w:u w:val="single"/>
-          </w:rPr>
-          <w:t>3:14–4:16</w:t>
-        </w:r>
-      </w:hyperlink>
+      <w:r>
+        <w:rPr>
+          <w:lang w:val="ru_RU" w:bidi="ru_RU"/>
+        </w:rPr>
+        <w:t>3:14–4:16</w:t>
+      </w:r>
       <w:r>
         <w:rPr>
           <w:lang w:val="ru_RU" w:bidi="ru_RU"/>
         </w:rPr>
         <w:t>). Затем он возобновляет свои наставления о благочестивом поведении, уделяя особое внимание пожилым и молодым людям, вдовам, старейшинами и владельцам рабов (</w:t>
       </w:r>
-      <w:hyperlink r:id="rId29">
-        <w:r>
-          <w:rPr>
-            <w:lang w:val="ru_RU" w:bidi="ru_RU"/>
-          </w:rPr>
-          <w:rPr>
-            <w:color w:val="0000EE"/>
-            <w:u w:val="single"/>
-          </w:rPr>
-          <w:t>5:1–6:2</w:t>
-        </w:r>
-      </w:hyperlink>
+      <w:r>
+        <w:rPr>
+          <w:lang w:val="ru_RU" w:bidi="ru_RU"/>
+        </w:rPr>
+        <w:t>5:1–6:2</w:t>
+      </w:r>
       <w:r>
         <w:rPr>
           <w:lang w:val="ru_RU" w:bidi="ru_RU"/>
         </w:rPr>
         <w:t>). Отношения к этим группам людей и внутри этих групп также были искажены ложным учением. Наконец, Павел возвращается к необходимости разобраться со лжеучителями, на этот раз сосредоточившись на вопросах богатства и наживы (</w:t>
       </w:r>
-      <w:hyperlink r:id="rId30">
-        <w:r>
-          <w:rPr>
-            <w:lang w:val="ru_RU" w:bidi="ru_RU"/>
-          </w:rPr>
-          <w:rPr>
-            <w:color w:val="0000EE"/>
-            <w:u w:val="single"/>
-          </w:rPr>
-          <w:t>6:2–21</w:t>
-        </w:r>
-      </w:hyperlink>
+      <w:r>
+        <w:rPr>
+          <w:lang w:val="ru_RU" w:bidi="ru_RU"/>
+        </w:rPr>
+        <w:t>6:2–21</w:t>
+      </w:r>
       <w:r>
         <w:rPr>
           <w:lang w:val="ru_RU" w:bidi="ru_RU"/>
@@ -702,18 +588,12 @@
         </w:rPr>
         <w:t xml:space="preserve">Пасторские послания (1Тим. — Титу) были написаны апостолом между его первым заключением в Риме (60–62 гг. </w:t>
       </w:r>
-      <w:hyperlink r:id="rId31">
-        <w:r>
-          <w:rPr>
-            <w:lang w:val="ru_RU" w:bidi="ru_RU"/>
-          </w:rPr>
-          <w:rPr>
-            <w:color w:val="0000EE"/>
-            <w:u w:val="single"/>
-          </w:rPr>
-          <w:t>Деян.28:1–31</w:t>
-        </w:r>
-      </w:hyperlink>
+      <w:r>
+        <w:rPr>
+          <w:lang w:val="ru_RU" w:bidi="ru_RU"/>
+        </w:rPr>
+        <w:t>Деян.28:1–31</w:t>
+      </w:r>
       <w:r>
         <w:rPr>
           <w:lang w:val="ru_RU" w:bidi="ru_RU"/>
@@ -734,18 +614,12 @@
         </w:rPr>
         <w:t xml:space="preserve">Во время написания Второго послания к Тимофею Павел находился в заключении в Риме и ожидал смерти (см. </w:t>
       </w:r>
-      <w:hyperlink r:id="rId32">
-        <w:r>
-          <w:rPr>
-            <w:lang w:val="ru_RU" w:bidi="ru_RU"/>
-          </w:rPr>
-          <w:rPr>
-            <w:color w:val="0000EE"/>
-            <w:u w:val="single"/>
-          </w:rPr>
-          <w:t>2Тим.4:6</w:t>
-        </w:r>
-      </w:hyperlink>
+      <w:r>
+        <w:rPr>
+          <w:lang w:val="ru_RU" w:bidi="ru_RU"/>
+        </w:rPr>
+        <w:t>2Тим.4:6</w:t>
+      </w:r>
       <w:r>
         <w:rPr>
           <w:lang w:val="ru_RU" w:bidi="ru_RU"/>
@@ -766,18 +640,12 @@
         </w:rPr>
         <w:t xml:space="preserve">Одна из версий заключается в том, что Второе послание к Тимофею было написано во время заключения Павла в Риме, о котором говорится в </w:t>
       </w:r>
-      <w:hyperlink r:id="rId31">
-        <w:r>
-          <w:rPr>
-            <w:lang w:val="ru_RU" w:bidi="ru_RU"/>
-          </w:rPr>
-          <w:rPr>
-            <w:color w:val="0000EE"/>
-            <w:u w:val="single"/>
-          </w:rPr>
-          <w:t>Деян.28</w:t>
-        </w:r>
-      </w:hyperlink>
+      <w:r>
+        <w:rPr>
+          <w:lang w:val="ru_RU" w:bidi="ru_RU"/>
+        </w:rPr>
+        <w:t>Деян.28</w:t>
+      </w:r>
       <w:r>
         <w:rPr>
           <w:lang w:val="ru_RU" w:bidi="ru_RU"/>
@@ -805,18 +673,12 @@
         </w:rPr>
         <w:t>Первое послание Климента</w:t>
       </w:r>
-      <w:hyperlink r:id="rId33">
-        <w:r>
-          <w:rPr>
-            <w:lang w:val="ru_RU" w:bidi="ru_RU"/>
-          </w:rPr>
-          <w:rPr>
-            <w:color w:val="0000EE"/>
-            <w:u w:val="single"/>
-          </w:rPr>
-          <w:t>5:6–7</w:t>
-        </w:r>
-      </w:hyperlink>
+      <w:r>
+        <w:rPr>
+          <w:lang w:val="ru_RU" w:bidi="ru_RU"/>
+        </w:rPr>
+        <w:t>5:6–7</w:t>
+      </w:r>
       <w:r>
         <w:rPr>
           <w:lang w:val="ru_RU" w:bidi="ru_RU"/>
@@ -850,18 +712,12 @@
         </w:rPr>
         <w:t xml:space="preserve">В этом случае нет необходимости пытаться вписать эти послания в историю, изложенную в Книге Деяний. Кроме того, действия Павла и его представителей в Первом послании к Тимофею и в Послании к Титу не соответствуют деталям, описанным в Книге Деяний, и тюремное заключение, упомянутое во Втором послании к Тимофею, не похоже на заключение, описанное в </w:t>
       </w:r>
-      <w:hyperlink r:id="rId31">
-        <w:r>
-          <w:rPr>
-            <w:lang w:val="ru_RU" w:bidi="ru_RU"/>
-          </w:rPr>
-          <w:rPr>
-            <w:color w:val="0000EE"/>
-            <w:u w:val="single"/>
-          </w:rPr>
-          <w:t>Деян.28</w:t>
-        </w:r>
-      </w:hyperlink>
+      <w:r>
+        <w:rPr>
+          <w:lang w:val="ru_RU" w:bidi="ru_RU"/>
+        </w:rPr>
+        <w:t>Деян.28</w:t>
+      </w:r>
       <w:r>
         <w:rPr>
           <w:lang w:val="ru_RU" w:bidi="ru_RU"/>
@@ -893,414 +749,276 @@
         </w:rPr>
         <w:t xml:space="preserve">Лжеучителя (то есть те, кто учит ложным учениям), которые обсуждаются в Первом послании к Тимофею, имеют много общего с похожими персонажами, упомянутыми во Втором послании к Тимофею и Послании к Титу. Очень трудно составить чёткое представление об этих лжеучителях, но есть подсказки. Их учение содержало элементы аскетизма (см. </w:t>
       </w:r>
-      <w:hyperlink r:id="rId34">
-        <w:r>
-          <w:rPr>
-            <w:lang w:val="ru_RU" w:bidi="ru_RU"/>
-          </w:rPr>
-          <w:rPr>
-            <w:color w:val="0000EE"/>
-            <w:u w:val="single"/>
-          </w:rPr>
-          <w:t>1Тим.4:3</w:t>
-        </w:r>
-      </w:hyperlink>
+      <w:r>
+        <w:rPr>
+          <w:lang w:val="ru_RU" w:bidi="ru_RU"/>
+        </w:rPr>
+        <w:t>1Тим.4:3</w:t>
+      </w:r>
       <w:r>
         <w:rPr>
           <w:lang w:val="ru_RU" w:bidi="ru_RU"/>
         </w:rPr>
         <w:t xml:space="preserve">; </w:t>
       </w:r>
-      <w:hyperlink r:id="rId35">
-        <w:r>
-          <w:rPr>
-            <w:lang w:val="ru_RU" w:bidi="ru_RU"/>
-          </w:rPr>
-          <w:rPr>
-            <w:color w:val="0000EE"/>
-            <w:u w:val="single"/>
-          </w:rPr>
-          <w:t>Тит.1:15</w:t>
-        </w:r>
-      </w:hyperlink>
+      <w:r>
+        <w:rPr>
+          <w:lang w:val="ru_RU" w:bidi="ru_RU"/>
+        </w:rPr>
+        <w:t>Тит.1:15</w:t>
+      </w:r>
       <w:r>
         <w:rPr>
           <w:lang w:val="ru_RU" w:bidi="ru_RU"/>
         </w:rPr>
         <w:t xml:space="preserve">) и имело иудейскую направленность (см. </w:t>
       </w:r>
-      <w:hyperlink r:id="rId36">
-        <w:r>
-          <w:rPr>
-            <w:lang w:val="ru_RU" w:bidi="ru_RU"/>
-          </w:rPr>
-          <w:rPr>
-            <w:color w:val="0000EE"/>
-            <w:u w:val="single"/>
-          </w:rPr>
-          <w:t>1Тим.1:7</w:t>
-        </w:r>
-      </w:hyperlink>
+      <w:r>
+        <w:rPr>
+          <w:lang w:val="ru_RU" w:bidi="ru_RU"/>
+        </w:rPr>
+        <w:t>1Тим.1:7</w:t>
+      </w:r>
       <w:r>
         <w:rPr>
           <w:lang w:val="ru_RU" w:bidi="ru_RU"/>
         </w:rPr>
         <w:t xml:space="preserve">; </w:t>
       </w:r>
-      <w:hyperlink r:id="rId37">
-        <w:r>
-          <w:rPr>
-            <w:lang w:val="ru_RU" w:bidi="ru_RU"/>
-          </w:rPr>
-          <w:rPr>
-            <w:color w:val="0000EE"/>
-            <w:u w:val="single"/>
-          </w:rPr>
-          <w:t>Тит.1:10</w:t>
-        </w:r>
-      </w:hyperlink>
+      <w:r>
+        <w:rPr>
+          <w:lang w:val="ru_RU" w:bidi="ru_RU"/>
+        </w:rPr>
+        <w:t>Тит.1:10</w:t>
+      </w:r>
       <w:r>
         <w:rPr>
           <w:lang w:val="ru_RU" w:bidi="ru_RU"/>
         </w:rPr>
         <w:t xml:space="preserve">, </w:t>
       </w:r>
-      <w:hyperlink r:id="rId38">
-        <w:r>
-          <w:rPr>
-            <w:lang w:val="ru_RU" w:bidi="ru_RU"/>
-          </w:rPr>
-          <w:rPr>
-            <w:color w:val="0000EE"/>
-            <w:u w:val="single"/>
-          </w:rPr>
-          <w:t>14</w:t>
-        </w:r>
-      </w:hyperlink>
+      <w:r>
+        <w:rPr>
+          <w:lang w:val="ru_RU" w:bidi="ru_RU"/>
+        </w:rPr>
+        <w:t>14</w:t>
+      </w:r>
       <w:r>
         <w:rPr>
           <w:lang w:val="ru_RU" w:bidi="ru_RU"/>
         </w:rPr>
         <w:t xml:space="preserve">; </w:t>
       </w:r>
-      <w:hyperlink r:id="rId39">
-        <w:r>
-          <w:rPr>
-            <w:lang w:val="ru_RU" w:bidi="ru_RU"/>
-          </w:rPr>
-          <w:rPr>
-            <w:color w:val="0000EE"/>
-            <w:u w:val="single"/>
-          </w:rPr>
-          <w:t>3:9</w:t>
-        </w:r>
-      </w:hyperlink>
+      <w:r>
+        <w:rPr>
+          <w:lang w:val="ru_RU" w:bidi="ru_RU"/>
+        </w:rPr>
+        <w:t>3:9</w:t>
+      </w:r>
       <w:r>
         <w:rPr>
           <w:lang w:val="ru_RU" w:bidi="ru_RU"/>
         </w:rPr>
         <w:t>). Ложные учителя утверждали, что обладают особым знанием (</w:t>
       </w:r>
-      <w:hyperlink r:id="rId40">
-        <w:r>
-          <w:rPr>
-            <w:lang w:val="ru_RU" w:bidi="ru_RU"/>
-          </w:rPr>
-          <w:rPr>
-            <w:color w:val="0000EE"/>
-            <w:u w:val="single"/>
-          </w:rPr>
-          <w:t>1Тим.6:20</w:t>
-        </w:r>
-      </w:hyperlink>
+      <w:r>
+        <w:rPr>
+          <w:lang w:val="ru_RU" w:bidi="ru_RU"/>
+        </w:rPr>
+        <w:t>1Тим.6:20</w:t>
+      </w:r>
       <w:r>
         <w:rPr>
           <w:lang w:val="ru_RU" w:bidi="ru_RU"/>
         </w:rPr>
         <w:t xml:space="preserve">; </w:t>
       </w:r>
-      <w:hyperlink r:id="rId41">
-        <w:r>
-          <w:rPr>
-            <w:lang w:val="ru_RU" w:bidi="ru_RU"/>
-          </w:rPr>
-          <w:rPr>
-            <w:color w:val="0000EE"/>
-            <w:u w:val="single"/>
-          </w:rPr>
-          <w:t>Тит.1:16</w:t>
-        </w:r>
-      </w:hyperlink>
+      <w:r>
+        <w:rPr>
+          <w:lang w:val="ru_RU" w:bidi="ru_RU"/>
+        </w:rPr>
+        <w:t>Тит.1:16</w:t>
+      </w:r>
       <w:r>
         <w:rPr>
           <w:lang w:val="ru_RU" w:bidi="ru_RU"/>
         </w:rPr>
         <w:t>), что воскресение верующих уже произошло (</w:t>
       </w:r>
-      <w:hyperlink r:id="rId42">
-        <w:r>
-          <w:rPr>
-            <w:lang w:val="ru_RU" w:bidi="ru_RU"/>
-          </w:rPr>
-          <w:rPr>
-            <w:color w:val="0000EE"/>
-            <w:u w:val="single"/>
-          </w:rPr>
-          <w:t>2Тим.2:18</w:t>
-        </w:r>
-      </w:hyperlink>
+      <w:r>
+        <w:rPr>
+          <w:lang w:val="ru_RU" w:bidi="ru_RU"/>
+        </w:rPr>
+        <w:t>2Тим.2:18</w:t>
+      </w:r>
       <w:r>
         <w:rPr>
           <w:lang w:val="ru_RU" w:bidi="ru_RU"/>
         </w:rPr>
         <w:t>); они разрушали отношения в семьях (</w:t>
       </w:r>
-      <w:hyperlink r:id="rId43">
-        <w:r>
-          <w:rPr>
-            <w:lang w:val="ru_RU" w:bidi="ru_RU"/>
-          </w:rPr>
-          <w:rPr>
-            <w:color w:val="0000EE"/>
-            <w:u w:val="single"/>
-          </w:rPr>
-          <w:t>2Тим.3:6–7</w:t>
-        </w:r>
-      </w:hyperlink>
+      <w:r>
+        <w:rPr>
+          <w:lang w:val="ru_RU" w:bidi="ru_RU"/>
+        </w:rPr>
+        <w:t>2Тим.3:6–7</w:t>
+      </w:r>
       <w:r>
         <w:rPr>
           <w:lang w:val="ru_RU" w:bidi="ru_RU"/>
         </w:rPr>
         <w:t xml:space="preserve">; </w:t>
       </w:r>
-      <w:hyperlink r:id="rId25">
-        <w:r>
-          <w:rPr>
-            <w:lang w:val="ru_RU" w:bidi="ru_RU"/>
-          </w:rPr>
-          <w:rPr>
-            <w:color w:val="0000EE"/>
-            <w:u w:val="single"/>
-          </w:rPr>
-          <w:t>Тит.1:11</w:t>
-        </w:r>
-      </w:hyperlink>
+      <w:r>
+        <w:rPr>
+          <w:lang w:val="ru_RU" w:bidi="ru_RU"/>
+        </w:rPr>
+        <w:t>Тит.1:11</w:t>
+      </w:r>
       <w:r>
         <w:rPr>
           <w:lang w:val="ru_RU" w:bidi="ru_RU"/>
         </w:rPr>
         <w:t>) и, возможно, подчеркивали, что спасение достигается делами (</w:t>
       </w:r>
-      <w:hyperlink r:id="rId44">
-        <w:r>
-          <w:rPr>
-            <w:lang w:val="ru_RU" w:bidi="ru_RU"/>
-          </w:rPr>
-          <w:rPr>
-            <w:color w:val="0000EE"/>
-            <w:u w:val="single"/>
-          </w:rPr>
-          <w:t>2Тим.1:9</w:t>
-        </w:r>
-      </w:hyperlink>
+      <w:r>
+        <w:rPr>
+          <w:lang w:val="ru_RU" w:bidi="ru_RU"/>
+        </w:rPr>
+        <w:t>2Тим.1:9</w:t>
+      </w:r>
       <w:r>
         <w:rPr>
           <w:lang w:val="ru_RU" w:bidi="ru_RU"/>
         </w:rPr>
         <w:t xml:space="preserve">; </w:t>
       </w:r>
-      <w:hyperlink r:id="rId45">
-        <w:r>
-          <w:rPr>
-            <w:lang w:val="ru_RU" w:bidi="ru_RU"/>
-          </w:rPr>
-          <w:rPr>
-            <w:color w:val="0000EE"/>
-            <w:u w:val="single"/>
-          </w:rPr>
-          <w:t>Тит.3:5</w:t>
-        </w:r>
-      </w:hyperlink>
+      <w:r>
+        <w:rPr>
+          <w:lang w:val="ru_RU" w:bidi="ru_RU"/>
+        </w:rPr>
+        <w:t>Тит.3:5</w:t>
+      </w:r>
       <w:r>
         <w:rPr>
           <w:lang w:val="ru_RU" w:bidi="ru_RU"/>
         </w:rPr>
         <w:t xml:space="preserve">). Решительный ответ Павла указывает на необходимость внести коррективы в учение о Христе (см. </w:t>
       </w:r>
-      <w:hyperlink r:id="rId46">
-        <w:r>
-          <w:rPr>
-            <w:lang w:val="ru_RU" w:bidi="ru_RU"/>
-          </w:rPr>
-          <w:rPr>
-            <w:color w:val="0000EE"/>
-            <w:u w:val="single"/>
-          </w:rPr>
-          <w:t>1Тим.2:5–6</w:t>
-        </w:r>
-      </w:hyperlink>
+      <w:r>
+        <w:rPr>
+          <w:lang w:val="ru_RU" w:bidi="ru_RU"/>
+        </w:rPr>
+        <w:t>1Тим.2:5–6</w:t>
+      </w:r>
       <w:r>
         <w:rPr>
           <w:lang w:val="ru_RU" w:bidi="ru_RU"/>
         </w:rPr>
         <w:t xml:space="preserve">; </w:t>
       </w:r>
-      <w:hyperlink r:id="rId47">
-        <w:r>
-          <w:rPr>
-            <w:lang w:val="ru_RU" w:bidi="ru_RU"/>
-          </w:rPr>
-          <w:rPr>
-            <w:color w:val="0000EE"/>
-            <w:u w:val="single"/>
-          </w:rPr>
-          <w:t>3:16</w:t>
-        </w:r>
-      </w:hyperlink>
+      <w:r>
+        <w:rPr>
+          <w:lang w:val="ru_RU" w:bidi="ru_RU"/>
+        </w:rPr>
+        <w:t>3:16</w:t>
+      </w:r>
       <w:r>
         <w:rPr>
           <w:lang w:val="ru_RU" w:bidi="ru_RU"/>
         </w:rPr>
         <w:t xml:space="preserve">; </w:t>
       </w:r>
-      <w:hyperlink r:id="rId48">
-        <w:r>
-          <w:rPr>
-            <w:lang w:val="ru_RU" w:bidi="ru_RU"/>
-          </w:rPr>
-          <w:rPr>
-            <w:color w:val="0000EE"/>
-            <w:u w:val="single"/>
-          </w:rPr>
-          <w:t>2Тим.2:8</w:t>
-        </w:r>
-      </w:hyperlink>
+      <w:r>
+        <w:rPr>
+          <w:lang w:val="ru_RU" w:bidi="ru_RU"/>
+        </w:rPr>
+        <w:t>2Тим.2:8</w:t>
+      </w:r>
       <w:r>
         <w:rPr>
           <w:lang w:val="ru_RU" w:bidi="ru_RU"/>
         </w:rPr>
         <w:t xml:space="preserve">) и о последних днях (см. </w:t>
       </w:r>
-      <w:hyperlink r:id="rId49">
-        <w:r>
-          <w:rPr>
-            <w:lang w:val="ru_RU" w:bidi="ru_RU"/>
-          </w:rPr>
-          <w:rPr>
-            <w:color w:val="0000EE"/>
-            <w:u w:val="single"/>
-          </w:rPr>
-          <w:t>1Тим.4:1–5</w:t>
-        </w:r>
-      </w:hyperlink>
+      <w:r>
+        <w:rPr>
+          <w:lang w:val="ru_RU" w:bidi="ru_RU"/>
+        </w:rPr>
+        <w:t>1Тим.4:1–5</w:t>
+      </w:r>
       <w:r>
         <w:rPr>
           <w:lang w:val="ru_RU" w:bidi="ru_RU"/>
         </w:rPr>
         <w:t xml:space="preserve">; </w:t>
       </w:r>
-      <w:hyperlink r:id="rId42">
-        <w:r>
-          <w:rPr>
-            <w:lang w:val="ru_RU" w:bidi="ru_RU"/>
-          </w:rPr>
-          <w:rPr>
-            <w:color w:val="0000EE"/>
-            <w:u w:val="single"/>
-          </w:rPr>
-          <w:t>2Тим.2:18</w:t>
-        </w:r>
-      </w:hyperlink>
+      <w:r>
+        <w:rPr>
+          <w:lang w:val="ru_RU" w:bidi="ru_RU"/>
+        </w:rPr>
+        <w:t>2Тим.2:18</w:t>
+      </w:r>
       <w:r>
         <w:rPr>
           <w:lang w:val="ru_RU" w:bidi="ru_RU"/>
         </w:rPr>
         <w:t xml:space="preserve">; </w:t>
       </w:r>
-      <w:hyperlink r:id="rId50">
-        <w:r>
-          <w:rPr>
-            <w:lang w:val="ru_RU" w:bidi="ru_RU"/>
-          </w:rPr>
-          <w:rPr>
-            <w:color w:val="0000EE"/>
-            <w:u w:val="single"/>
-          </w:rPr>
-          <w:t>3:1–9</w:t>
-        </w:r>
-      </w:hyperlink>
+      <w:r>
+        <w:rPr>
+          <w:lang w:val="ru_RU" w:bidi="ru_RU"/>
+        </w:rPr>
+        <w:t>3:1–9</w:t>
+      </w:r>
       <w:r>
         <w:rPr>
           <w:lang w:val="ru_RU" w:bidi="ru_RU"/>
         </w:rPr>
         <w:t xml:space="preserve">; </w:t>
       </w:r>
-      <w:hyperlink r:id="rId51">
-        <w:r>
-          <w:rPr>
-            <w:lang w:val="ru_RU" w:bidi="ru_RU"/>
-          </w:rPr>
-          <w:rPr>
-            <w:color w:val="0000EE"/>
-            <w:u w:val="single"/>
-          </w:rPr>
-          <w:t>Тит.2:11–14</w:t>
-        </w:r>
-      </w:hyperlink>
+      <w:r>
+        <w:rPr>
+          <w:lang w:val="ru_RU" w:bidi="ru_RU"/>
+        </w:rPr>
+        <w:t>Тит.2:11–14</w:t>
+      </w:r>
       <w:r>
         <w:rPr>
           <w:lang w:val="ru_RU" w:bidi="ru_RU"/>
         </w:rPr>
         <w:t xml:space="preserve">). Лжеучителя выступали против того, о чём говорил Павел, пропагандировали аморальность и подрывали миссию церкви. Поэтому общине нужны были хорошие лидеры (см. </w:t>
       </w:r>
-      <w:hyperlink r:id="rId52">
-        <w:r>
-          <w:rPr>
-            <w:lang w:val="ru_RU" w:bidi="ru_RU"/>
-          </w:rPr>
-          <w:rPr>
-            <w:color w:val="0000EE"/>
-            <w:u w:val="single"/>
-          </w:rPr>
-          <w:t>Тит.1:10–13</w:t>
-        </w:r>
-      </w:hyperlink>
+      <w:r>
+        <w:rPr>
+          <w:lang w:val="ru_RU" w:bidi="ru_RU"/>
+        </w:rPr>
+        <w:t>Тит.1:10–13</w:t>
+      </w:r>
       <w:r>
         <w:rPr>
           <w:lang w:val="ru_RU" w:bidi="ru_RU"/>
         </w:rPr>
         <w:t xml:space="preserve">; </w:t>
       </w:r>
-      <w:hyperlink r:id="rId53">
-        <w:r>
-          <w:rPr>
-            <w:lang w:val="ru_RU" w:bidi="ru_RU"/>
-          </w:rPr>
-          <w:rPr>
-            <w:color w:val="0000EE"/>
-            <w:u w:val="single"/>
-          </w:rPr>
-          <w:t>2:6–8</w:t>
-        </w:r>
-      </w:hyperlink>
+      <w:r>
+        <w:rPr>
+          <w:lang w:val="ru_RU" w:bidi="ru_RU"/>
+        </w:rPr>
+        <w:t>2:6–8</w:t>
+      </w:r>
       <w:r>
         <w:rPr>
           <w:lang w:val="ru_RU" w:bidi="ru_RU"/>
         </w:rPr>
         <w:t xml:space="preserve">, </w:t>
       </w:r>
-      <w:hyperlink r:id="rId54">
-        <w:r>
-          <w:rPr>
-            <w:lang w:val="ru_RU" w:bidi="ru_RU"/>
-          </w:rPr>
-          <w:rPr>
-            <w:color w:val="0000EE"/>
-            <w:u w:val="single"/>
-          </w:rPr>
-          <w:t>15</w:t>
-        </w:r>
-      </w:hyperlink>
+      <w:r>
+        <w:rPr>
+          <w:lang w:val="ru_RU" w:bidi="ru_RU"/>
+        </w:rPr>
+        <w:t>15</w:t>
+      </w:r>
       <w:r>
         <w:rPr>
           <w:lang w:val="ru_RU" w:bidi="ru_RU"/>
@@ -1332,18 +1050,12 @@
         </w:rPr>
         <w:t xml:space="preserve">Первое послание Тимофею — это страстная и умелая защита Благой Вести об Иисусе Христе, её продолжающегося распространения по миру и той новой жизни, которую она создаёт и продвигает (см. </w:t>
       </w:r>
-      <w:hyperlink r:id="rId55">
-        <w:r>
-          <w:rPr>
-            <w:lang w:val="ru_RU" w:bidi="ru_RU"/>
-          </w:rPr>
-          <w:rPr>
-            <w:color w:val="0000EE"/>
-            <w:u w:val="single"/>
-          </w:rPr>
-          <w:t>3:14–16</w:t>
-        </w:r>
-      </w:hyperlink>
+      <w:r>
+        <w:rPr>
+          <w:lang w:val="ru_RU" w:bidi="ru_RU"/>
+        </w:rPr>
+        <w:t>3:14–16</w:t>
+      </w:r>
       <w:r>
         <w:rPr>
           <w:lang w:val="ru_RU" w:bidi="ru_RU"/>
@@ -1364,72 +1076,48 @@
         </w:rPr>
         <w:t>Божий дом был приоритетной заботой Павла. Точно так же, как окружающее общество ожидало упорядоченного поведения в семье — с распределением ролей, соблюдением приличий, понятиями о чести и стыде — так было и с домом Божьим. Божья семья отражает общепринятые стандарты чести и приличий, а также социальные структуры общества. В то же время, там, где это уместно и необходимо, Божья семья противоречит обществу, отражая совершенно другие и даже контркультурные ценности и обычаи. Божья семья находится в мире, но не является частью этого мира. Мир остаётся добрым Божьим творением (</w:t>
       </w:r>
-      <w:hyperlink r:id="rId56">
-        <w:r>
-          <w:rPr>
-            <w:lang w:val="ru_RU" w:bidi="ru_RU"/>
-          </w:rPr>
-          <w:rPr>
-            <w:color w:val="0000EE"/>
-            <w:u w:val="single"/>
-          </w:rPr>
-          <w:t>4:3–4</w:t>
-        </w:r>
-      </w:hyperlink>
+      <w:r>
+        <w:rPr>
+          <w:lang w:val="ru_RU" w:bidi="ru_RU"/>
+        </w:rPr>
+        <w:t>4:3–4</w:t>
+      </w:r>
       <w:r>
         <w:rPr>
           <w:lang w:val="ru_RU" w:bidi="ru_RU"/>
         </w:rPr>
         <w:t xml:space="preserve">; </w:t>
       </w:r>
-      <w:hyperlink r:id="rId57">
-        <w:r>
-          <w:rPr>
-            <w:lang w:val="ru_RU" w:bidi="ru_RU"/>
-          </w:rPr>
-          <w:rPr>
-            <w:color w:val="0000EE"/>
-            <w:u w:val="single"/>
-          </w:rPr>
-          <w:t>6:17</w:t>
-        </w:r>
-      </w:hyperlink>
+      <w:r>
+        <w:rPr>
+          <w:lang w:val="ru_RU" w:bidi="ru_RU"/>
+        </w:rPr>
+        <w:t>6:17</w:t>
+      </w:r>
       <w:r>
         <w:rPr>
           <w:lang w:val="ru_RU" w:bidi="ru_RU"/>
         </w:rPr>
         <w:t>), но он преходящ и переживает свои последние, трудные и охваченные злом дни (</w:t>
       </w:r>
-      <w:hyperlink r:id="rId58">
-        <w:r>
-          <w:rPr>
-            <w:lang w:val="ru_RU" w:bidi="ru_RU"/>
-          </w:rPr>
-          <w:rPr>
-            <w:color w:val="0000EE"/>
-            <w:u w:val="single"/>
-          </w:rPr>
-          <w:t>4:1</w:t>
-        </w:r>
-      </w:hyperlink>
+      <w:r>
+        <w:rPr>
+          <w:lang w:val="ru_RU" w:bidi="ru_RU"/>
+        </w:rPr>
+        <w:t>4:1</w:t>
+      </w:r>
       <w:r>
         <w:rPr>
           <w:lang w:val="ru_RU" w:bidi="ru_RU"/>
         </w:rPr>
         <w:t xml:space="preserve">; </w:t>
       </w:r>
-      <w:hyperlink r:id="rId59">
-        <w:r>
-          <w:rPr>
-            <w:lang w:val="ru_RU" w:bidi="ru_RU"/>
-          </w:rPr>
-          <w:rPr>
-            <w:color w:val="0000EE"/>
-            <w:u w:val="single"/>
-          </w:rPr>
-          <w:t>2Тим.3:1</w:t>
-        </w:r>
-      </w:hyperlink>
+      <w:r>
+        <w:rPr>
+          <w:lang w:val="ru_RU" w:bidi="ru_RU"/>
+        </w:rPr>
+        <w:t>2Тим.3:1</w:t>
+      </w:r>
       <w:r>
         <w:rPr>
           <w:lang w:val="ru_RU" w:bidi="ru_RU"/>
@@ -1450,144 +1138,96 @@
         </w:rPr>
         <w:t xml:space="preserve">Миссия Божьей семьи состоит в том, чтобы проповедовать Благую Весть в этом мире и содействовать исполнению Божьей воли (см. </w:t>
       </w:r>
-      <w:hyperlink r:id="rId60">
-        <w:r>
-          <w:rPr>
-            <w:lang w:val="ru_RU" w:bidi="ru_RU"/>
-          </w:rPr>
-          <w:rPr>
-            <w:color w:val="0000EE"/>
-            <w:u w:val="single"/>
-          </w:rPr>
-          <w:t>1Тим.2:4–7</w:t>
-        </w:r>
-      </w:hyperlink>
+      <w:r>
+        <w:rPr>
+          <w:lang w:val="ru_RU" w:bidi="ru_RU"/>
+        </w:rPr>
+        <w:t>1Тим.2:4–7</w:t>
+      </w:r>
       <w:r>
         <w:rPr>
           <w:lang w:val="ru_RU" w:bidi="ru_RU"/>
         </w:rPr>
         <w:t>). Божий народ должен делать то, что поддерживает эту миссию (</w:t>
       </w:r>
-      <w:hyperlink r:id="rId27">
-        <w:r>
-          <w:rPr>
-            <w:lang w:val="ru_RU" w:bidi="ru_RU"/>
-          </w:rPr>
-          <w:rPr>
-            <w:color w:val="0000EE"/>
-            <w:u w:val="single"/>
-          </w:rPr>
-          <w:t>2:1–3:13</w:t>
-        </w:r>
-      </w:hyperlink>
+      <w:r>
+        <w:rPr>
+          <w:lang w:val="ru_RU" w:bidi="ru_RU"/>
+        </w:rPr>
+        <w:t>2:1–3:13</w:t>
+      </w:r>
       <w:r>
         <w:rPr>
           <w:lang w:val="ru_RU" w:bidi="ru_RU"/>
         </w:rPr>
         <w:t xml:space="preserve">; </w:t>
       </w:r>
-      <w:hyperlink r:id="rId29">
-        <w:r>
-          <w:rPr>
-            <w:lang w:val="ru_RU" w:bidi="ru_RU"/>
-          </w:rPr>
-          <w:rPr>
-            <w:color w:val="0000EE"/>
-            <w:u w:val="single"/>
-          </w:rPr>
-          <w:t>5:1–6:2</w:t>
-        </w:r>
-      </w:hyperlink>
+      <w:r>
+        <w:rPr>
+          <w:lang w:val="ru_RU" w:bidi="ru_RU"/>
+        </w:rPr>
+        <w:t>5:1–6:2</w:t>
+      </w:r>
       <w:r>
         <w:rPr>
           <w:lang w:val="ru_RU" w:bidi="ru_RU"/>
         </w:rPr>
         <w:t xml:space="preserve">; см. </w:t>
       </w:r>
-      <w:hyperlink r:id="rId61">
-        <w:r>
-          <w:rPr>
-            <w:lang w:val="ru_RU" w:bidi="ru_RU"/>
-          </w:rPr>
-          <w:rPr>
-            <w:color w:val="0000EE"/>
-            <w:u w:val="single"/>
-          </w:rPr>
-          <w:t>1Кор.9:19–23</w:t>
-        </w:r>
-      </w:hyperlink>
+      <w:r>
+        <w:rPr>
+          <w:lang w:val="ru_RU" w:bidi="ru_RU"/>
+        </w:rPr>
+        <w:t>1Кор.9:19–23</w:t>
+      </w:r>
       <w:r>
         <w:rPr>
           <w:lang w:val="ru_RU" w:bidi="ru_RU"/>
         </w:rPr>
         <w:t>). Лжеучителя же, напротив, говорили глупости и подрывали единство церкви, и поэтому Павел говорит в основном о правильном поведении. Краткое изложение Благой Вести (</w:t>
       </w:r>
-      <w:hyperlink r:id="rId62">
-        <w:r>
-          <w:rPr>
-            <w:lang w:val="ru_RU" w:bidi="ru_RU"/>
-          </w:rPr>
-          <w:rPr>
-            <w:color w:val="0000EE"/>
-            <w:u w:val="single"/>
-          </w:rPr>
-          <w:t>1Тим.1:15</w:t>
-        </w:r>
-      </w:hyperlink>
+      <w:r>
+        <w:rPr>
+          <w:lang w:val="ru_RU" w:bidi="ru_RU"/>
+        </w:rPr>
+        <w:t>1Тим.1:15</w:t>
+      </w:r>
       <w:r>
         <w:rPr>
           <w:lang w:val="ru_RU" w:bidi="ru_RU"/>
         </w:rPr>
         <w:t xml:space="preserve">; </w:t>
       </w:r>
-      <w:hyperlink r:id="rId46">
-        <w:r>
-          <w:rPr>
-            <w:lang w:val="ru_RU" w:bidi="ru_RU"/>
-          </w:rPr>
-          <w:rPr>
-            <w:color w:val="0000EE"/>
-            <w:u w:val="single"/>
-          </w:rPr>
-          <w:t>2:5–6</w:t>
-        </w:r>
-      </w:hyperlink>
+      <w:r>
+        <w:rPr>
+          <w:lang w:val="ru_RU" w:bidi="ru_RU"/>
+        </w:rPr>
+        <w:t>2:5–6</w:t>
+      </w:r>
       <w:r>
         <w:rPr>
           <w:lang w:val="ru_RU" w:bidi="ru_RU"/>
         </w:rPr>
         <w:t xml:space="preserve">; </w:t>
       </w:r>
-      <w:hyperlink r:id="rId47">
-        <w:r>
-          <w:rPr>
-            <w:lang w:val="ru_RU" w:bidi="ru_RU"/>
-          </w:rPr>
-          <w:rPr>
-            <w:color w:val="0000EE"/>
-            <w:u w:val="single"/>
-          </w:rPr>
-          <w:t>3:16</w:t>
-        </w:r>
-      </w:hyperlink>
+      <w:r>
+        <w:rPr>
+          <w:lang w:val="ru_RU" w:bidi="ru_RU"/>
+        </w:rPr>
+        <w:t>3:16</w:t>
+      </w:r>
       <w:r>
         <w:rPr>
           <w:lang w:val="ru_RU" w:bidi="ru_RU"/>
         </w:rPr>
         <w:t xml:space="preserve">; </w:t>
       </w:r>
-      <w:hyperlink r:id="rId63">
-        <w:r>
-          <w:rPr>
-            <w:lang w:val="ru_RU" w:bidi="ru_RU"/>
-          </w:rPr>
-          <w:rPr>
-            <w:color w:val="0000EE"/>
-            <w:u w:val="single"/>
-          </w:rPr>
-          <w:t>6:13–16</w:t>
-        </w:r>
-      </w:hyperlink>
+      <w:r>
+        <w:rPr>
+          <w:lang w:val="ru_RU" w:bidi="ru_RU"/>
+        </w:rPr>
+        <w:t>6:13–16</w:t>
+      </w:r>
       <w:r>
         <w:rPr>
           <w:lang w:val="ru_RU" w:bidi="ru_RU"/>
